--- a/交付成果/第三轮修订版/第三轮4周版/读书会24_三十二身分（身至念）专修_4周资料包（第三版修订）/Word版/00_主持人总指南.docx
+++ b/交付成果/第三轮修订版/第三轮4周版/读书会24_三十二身分（身至念）专修_4周资料包（第三版修订）/Word版/00_主持人总指南.docx
@@ -4943,7 +4943,7 @@
         <w:rPr>
           <w:b w:val="0"/>
         </w:rPr>
-        <w:t>：各讲音声为录音转写，标注"（依据录音转写整理，已校对明显同音错字）"，保留时间码 [00:00:00.000] 作出处标记；朗读时跳过时间码与括注。</w:t>
+        <w:t>：各讲音声为录音转写，标注"（依据录音转写整理，已按同音讹字统一校订·正文直用正字）"，保留时间码 [00:00:00.000] 作出处标记；朗读时跳过时间码与括注。</w:t>
       </w:r>
     </w:p>
     <w:p>
